--- a/docs/docx/requirements-traceability.docx
+++ b/docs/docx/requirements-traceability.docx
@@ -613,7 +613,7 @@
               <w:rPr>
                 <w:sz w:val="16"/>
               </w:rPr>
-              <w:t xml:space="preserve">. Conditions support </w:t>
+              <w:t>. Conditions are parsed by a recursive-descent parser (</w:t>
             </w:r>
             <w:r>
               <w:rPr>
@@ -621,13 +621,13 @@
                 <w:color w:val="1B3A6B"/>
                 <w:sz w:val="16"/>
               </w:rPr>
-              <w:t>==</w:t>
-            </w:r>
-            <w:r>
-              <w:rPr>
-                <w:sz w:val="16"/>
-              </w:rPr>
-              <w:t xml:space="preserve">, </w:t>
+              <w:t>backend/services/condition_parser.py</w:t>
+            </w:r>
+            <w:r>
+              <w:rPr>
+                <w:sz w:val="16"/>
+              </w:rPr>
+              <w:t xml:space="preserve">) covering </w:t>
             </w:r>
             <w:r>
               <w:rPr>
@@ -635,7 +635,7 @@
                 <w:color w:val="1B3A6B"/>
                 <w:sz w:val="16"/>
               </w:rPr>
-              <w:t>!=</w:t>
+              <w:t>==</w:t>
             </w:r>
             <w:r>
               <w:rPr>
@@ -649,7 +649,7 @@
                 <w:color w:val="1B3A6B"/>
                 <w:sz w:val="16"/>
               </w:rPr>
-              <w:t>&gt;</w:t>
+              <w:t>!=</w:t>
             </w:r>
             <w:r>
               <w:rPr>
@@ -663,7 +663,7 @@
                 <w:color w:val="1B3A6B"/>
                 <w:sz w:val="16"/>
               </w:rPr>
-              <w:t>IN</w:t>
+              <w:t>&gt;</w:t>
             </w:r>
             <w:r>
               <w:rPr>
@@ -677,7 +677,7 @@
                 <w:color w:val="1B3A6B"/>
                 <w:sz w:val="16"/>
               </w:rPr>
-              <w:t>NOT IN</w:t>
+              <w:t>&lt;</w:t>
             </w:r>
             <w:r>
               <w:rPr>
@@ -691,7 +691,7 @@
                 <w:color w:val="1B3A6B"/>
                 <w:sz w:val="16"/>
               </w:rPr>
-              <w:t>MATCHES</w:t>
+              <w:t>&gt;=</w:t>
             </w:r>
             <w:r>
               <w:rPr>
@@ -705,13 +705,13 @@
                 <w:color w:val="1B3A6B"/>
                 <w:sz w:val="16"/>
               </w:rPr>
-              <w:t>NOT MATCHES</w:t>
-            </w:r>
-            <w:r>
-              <w:rPr>
-                <w:sz w:val="16"/>
-              </w:rPr>
-              <w:t xml:space="preserve"> and </w:t>
+              <w:t>&lt;=</w:t>
+            </w:r>
+            <w:r>
+              <w:rPr>
+                <w:sz w:val="16"/>
+              </w:rPr>
+              <w:t xml:space="preserve">, </w:t>
             </w:r>
             <w:r>
               <w:rPr>
@@ -719,13 +719,125 @@
                 <w:color w:val="1B3A6B"/>
                 <w:sz w:val="16"/>
               </w:rPr>
+              <w:t>IN</w:t>
+            </w:r>
+            <w:r>
+              <w:rPr>
+                <w:sz w:val="16"/>
+              </w:rPr>
+              <w:t xml:space="preserve">, </w:t>
+            </w:r>
+            <w:r>
+              <w:rPr>
+                <w:rFonts w:ascii="Courier New" w:hAnsi="Courier New"/>
+                <w:color w:val="1B3A6B"/>
+                <w:sz w:val="16"/>
+              </w:rPr>
+              <w:t>NOT IN</w:t>
+            </w:r>
+            <w:r>
+              <w:rPr>
+                <w:sz w:val="16"/>
+              </w:rPr>
+              <w:t xml:space="preserve">, </w:t>
+            </w:r>
+            <w:r>
+              <w:rPr>
+                <w:rFonts w:ascii="Courier New" w:hAnsi="Courier New"/>
+                <w:color w:val="1B3A6B"/>
+                <w:sz w:val="16"/>
+              </w:rPr>
+              <w:t>CONTAINS</w:t>
+            </w:r>
+            <w:r>
+              <w:rPr>
+                <w:sz w:val="16"/>
+              </w:rPr>
+              <w:t xml:space="preserve">, </w:t>
+            </w:r>
+            <w:r>
+              <w:rPr>
+                <w:rFonts w:ascii="Courier New" w:hAnsi="Courier New"/>
+                <w:color w:val="1B3A6B"/>
+                <w:sz w:val="16"/>
+              </w:rPr>
+              <w:t>NOT CONTAINS</w:t>
+            </w:r>
+            <w:r>
+              <w:rPr>
+                <w:sz w:val="16"/>
+              </w:rPr>
+              <w:t xml:space="preserve">, </w:t>
+            </w:r>
+            <w:r>
+              <w:rPr>
+                <w:rFonts w:ascii="Courier New" w:hAnsi="Courier New"/>
+                <w:color w:val="1B3A6B"/>
+                <w:sz w:val="16"/>
+              </w:rPr>
+              <w:t>MATCHES</w:t>
+            </w:r>
+            <w:r>
+              <w:rPr>
+                <w:sz w:val="16"/>
+              </w:rPr>
+              <w:t xml:space="preserve">, </w:t>
+            </w:r>
+            <w:r>
+              <w:rPr>
+                <w:rFonts w:ascii="Courier New" w:hAnsi="Courier New"/>
+                <w:color w:val="1B3A6B"/>
+                <w:sz w:val="16"/>
+              </w:rPr>
+              <w:t>NOT MATCHES</w:t>
+            </w:r>
+            <w:r>
+              <w:rPr>
+                <w:sz w:val="16"/>
+              </w:rPr>
+              <w:t xml:space="preserve">, </w:t>
+            </w:r>
+            <w:r>
+              <w:rPr>
+                <w:rFonts w:ascii="Courier New" w:hAnsi="Courier New"/>
+                <w:color w:val="1B3A6B"/>
+                <w:sz w:val="16"/>
+              </w:rPr>
               <w:t>AND</w:t>
             </w:r>
             <w:r>
               <w:rPr>
                 <w:sz w:val="16"/>
               </w:rPr>
-              <w:t>, resolved against the named sets (</w:t>
+              <w:t xml:space="preserve">, </w:t>
+            </w:r>
+            <w:r>
+              <w:rPr>
+                <w:rFonts w:ascii="Courier New" w:hAnsi="Courier New"/>
+                <w:color w:val="1B3A6B"/>
+                <w:sz w:val="16"/>
+              </w:rPr>
+              <w:t>OR</w:t>
+            </w:r>
+            <w:r>
+              <w:rPr>
+                <w:sz w:val="16"/>
+              </w:rPr>
+              <w:t xml:space="preserve">, </w:t>
+            </w:r>
+            <w:r>
+              <w:rPr>
+                <w:rFonts w:ascii="Courier New" w:hAnsi="Courier New"/>
+                <w:color w:val="1B3A6B"/>
+                <w:sz w:val="16"/>
+              </w:rPr>
+              <w:t>NOT</w:t>
+            </w:r>
+            <w:r>
+              <w:rPr>
+                <w:sz w:val="16"/>
+              </w:rPr>
+              <w:t xml:space="preserve"> and parentheses, with three-valued logic so an unevaluable term is unknown rather than false, resolved against the named sets (</w:t>
             </w:r>
             <w:r>
               <w:rPr>

--- a/docs/docx/requirements-traceability.docx
+++ b/docs/docx/requirements-traceability.docx
@@ -172,7 +172,7 @@
         <w:spacing w:after="120"/>
       </w:pPr>
       <w:r>
-        <w:t>Priority follows MoSCoW. "Evidence" points at where a marker can verify.</w:t>
+        <w:t>Priority follows MoSCoW. "Evidence" points at where each claim can be verified.</w:t>
       </w:r>
     </w:p>
     <w:p>

--- a/docs/docx/requirements-traceability.docx
+++ b/docs/docx/requirements-traceability.docx
@@ -1739,7 +1739,21 @@
               <w:rPr>
                 <w:sz w:val="16"/>
               </w:rPr>
-              <w:t>, so a secret manager remains a config change rather than a code change. TLS 1.3 is implemented via Caddy (see infra/caddy/Caddyfile).</w:t>
+              <w:t>, so a secret manager remains a config change rather than a code change. TLS is terminated by Caddy on the host (</w:t>
+            </w:r>
+            <w:r>
+              <w:rPr>
+                <w:rFonts w:ascii="Courier New" w:hAnsi="Courier New"/>
+                <w:color w:val="1B3A6B"/>
+                <w:sz w:val="16"/>
+              </w:rPr>
+              <w:t>infra/caddy/Caddyfile</w:t>
+            </w:r>
+            <w:r>
+              <w:rPr>
+                <w:sz w:val="16"/>
+              </w:rPr>
+              <w:t>) with a real Let's Encrypt certificate, serving the platform at https://app.20-92-93-30.nip.io. The bare-IP HTTP address still answers because the container publishes port 80 directly, so the plain-HTTP path remains open - a known limitation.</w:t>
             </w:r>
           </w:p>
         </w:tc>
@@ -3613,7 +3627,7 @@
           <w:color w:val="1B3A6B"/>
           <w:sz w:val="18"/>
         </w:rPr>
-        <w:t>http://20.92.93.30</w:t>
+        <w:t>https://app.20-92-93-30.nip.io</w:t>
       </w:r>
       <w:r>
         <w:t>; Proxmox was development-only and no longer serves the demo.</w:t>
